--- a/klagomål/A 27902-2023 FSC-klagomål.docx
+++ b/klagomål/A 27902-2023 FSC-klagomål.docx
@@ -652,7 +652,7 @@
     <w:r>
       <w:tab/>
       <w:tab/>
-      <w:t>2026-09-14</w:t>
+      <w:t>2026-09-15</w:t>
       <w:br/>
       <w:br/>
     </w:r>

--- a/klagomål/A 27902-2023 FSC-klagomål.docx
+++ b/klagomål/A 27902-2023 FSC-klagomål.docx
@@ -652,7 +652,7 @@
     <w:r>
       <w:tab/>
       <w:tab/>
-      <w:t>2026-09-15</w:t>
+      <w:t>2026-09-16</w:t>
       <w:br/>
       <w:br/>
     </w:r>

--- a/klagomål/A 27902-2023 FSC-klagomål.docx
+++ b/klagomål/A 27902-2023 FSC-klagomål.docx
@@ -652,7 +652,7 @@
     <w:r>
       <w:tab/>
       <w:tab/>
-      <w:t>2026-09-16</w:t>
+      <w:t>2026-09-17</w:t>
       <w:br/>
       <w:br/>
     </w:r>

--- a/klagomål/A 27902-2023 FSC-klagomål.docx
+++ b/klagomål/A 27902-2023 FSC-klagomål.docx
@@ -652,7 +652,7 @@
     <w:r>
       <w:tab/>
       <w:tab/>
-      <w:t>2026-09-17</w:t>
+      <w:t>2026-09-18</w:t>
       <w:br/>
       <w:br/>
     </w:r>

--- a/klagomål/A 27902-2023 FSC-klagomål.docx
+++ b/klagomål/A 27902-2023 FSC-klagomål.docx
@@ -652,7 +652,7 @@
     <w:r>
       <w:tab/>
       <w:tab/>
-      <w:t>2026-09-18</w:t>
+      <w:t>2026-09-19</w:t>
       <w:br/>
       <w:br/>
     </w:r>

--- a/klagomål/A 27902-2023 FSC-klagomål.docx
+++ b/klagomål/A 27902-2023 FSC-klagomål.docx
@@ -652,7 +652,7 @@
     <w:r>
       <w:tab/>
       <w:tab/>
-      <w:t>2026-09-19</w:t>
+      <w:t>2026-09-21</w:t>
       <w:br/>
       <w:br/>
     </w:r>

--- a/klagomål/A 27902-2023 FSC-klagomål.docx
+++ b/klagomål/A 27902-2023 FSC-klagomål.docx
@@ -652,7 +652,7 @@
     <w:r>
       <w:tab/>
       <w:tab/>
-      <w:t>2026-09-21</w:t>
+      <w:t>2026-09-23</w:t>
       <w:br/>
       <w:br/>
     </w:r>

--- a/klagomål/A 27902-2023 FSC-klagomål.docx
+++ b/klagomål/A 27902-2023 FSC-klagomål.docx
@@ -652,7 +652,7 @@
     <w:r>
       <w:tab/>
       <w:tab/>
-      <w:t>2026-09-23</w:t>
+      <w:t>2026-09-24</w:t>
       <w:br/>
       <w:br/>
     </w:r>

--- a/klagomål/A 27902-2023 FSC-klagomål.docx
+++ b/klagomål/A 27902-2023 FSC-klagomål.docx
@@ -652,7 +652,7 @@
     <w:r>
       <w:tab/>
       <w:tab/>
-      <w:t>2026-09-24</w:t>
+      <w:t>2026-09-25</w:t>
       <w:br/>
       <w:br/>
     </w:r>

--- a/klagomål/A 27902-2023 FSC-klagomål.docx
+++ b/klagomål/A 27902-2023 FSC-klagomål.docx
@@ -652,7 +652,7 @@
     <w:r>
       <w:tab/>
       <w:tab/>
-      <w:t>2026-09-25</w:t>
+      <w:t>2026-09-26</w:t>
       <w:br/>
       <w:br/>
     </w:r>

--- a/klagomål/A 27902-2023 FSC-klagomål.docx
+++ b/klagomål/A 27902-2023 FSC-klagomål.docx
@@ -652,7 +652,7 @@
     <w:r>
       <w:tab/>
       <w:tab/>
-      <w:t>2026-09-26</w:t>
+      <w:t>2026-09-27</w:t>
       <w:br/>
       <w:br/>
     </w:r>

--- a/klagomål/A 27902-2023 FSC-klagomål.docx
+++ b/klagomål/A 27902-2023 FSC-klagomål.docx
@@ -652,7 +652,7 @@
     <w:r>
       <w:tab/>
       <w:tab/>
-      <w:t>2026-09-27</w:t>
+      <w:t>2026-09-28</w:t>
       <w:br/>
       <w:br/>
     </w:r>

--- a/klagomål/A 27902-2023 FSC-klagomål.docx
+++ b/klagomål/A 27902-2023 FSC-klagomål.docx
@@ -652,7 +652,7 @@
     <w:r>
       <w:tab/>
       <w:tab/>
-      <w:t>2026-09-28</w:t>
+      <w:t>2026-09-29</w:t>
       <w:br/>
       <w:br/>
     </w:r>

--- a/klagomål/A 27902-2023 FSC-klagomål.docx
+++ b/klagomål/A 27902-2023 FSC-klagomål.docx
@@ -652,7 +652,7 @@
     <w:r>
       <w:tab/>
       <w:tab/>
-      <w:t>2026-09-29</w:t>
+      <w:t>2026-09-30</w:t>
       <w:br/>
       <w:br/>
     </w:r>

--- a/klagomål/A 27902-2023 FSC-klagomål.docx
+++ b/klagomål/A 27902-2023 FSC-klagomål.docx
@@ -652,7 +652,7 @@
     <w:r>
       <w:tab/>
       <w:tab/>
-      <w:t>2026-09-30</w:t>
+      <w:t>2026-10-01</w:t>
       <w:br/>
       <w:br/>
     </w:r>

--- a/klagomål/A 27902-2023 FSC-klagomål.docx
+++ b/klagomål/A 27902-2023 FSC-klagomål.docx
@@ -652,7 +652,7 @@
     <w:r>
       <w:tab/>
       <w:tab/>
-      <w:t>2026-10-01</w:t>
+      <w:t>2026-10-02</w:t>
       <w:br/>
       <w:br/>
     </w:r>

--- a/klagomål/A 27902-2023 FSC-klagomål.docx
+++ b/klagomål/A 27902-2023 FSC-klagomål.docx
@@ -652,7 +652,7 @@
     <w:r>
       <w:tab/>
       <w:tab/>
-      <w:t>2026-10-02</w:t>
+      <w:t>2026-10-03</w:t>
       <w:br/>
       <w:br/>
     </w:r>

--- a/klagomål/A 27902-2023 FSC-klagomål.docx
+++ b/klagomål/A 27902-2023 FSC-klagomål.docx
@@ -652,7 +652,7 @@
     <w:r>
       <w:tab/>
       <w:tab/>
-      <w:t>2026-10-03</w:t>
+      <w:t>2026-10-04</w:t>
       <w:br/>
       <w:br/>
     </w:r>

--- a/klagomål/A 27902-2023 FSC-klagomål.docx
+++ b/klagomål/A 27902-2023 FSC-klagomål.docx
@@ -652,7 +652,7 @@
     <w:r>
       <w:tab/>
       <w:tab/>
-      <w:t>2026-10-04</w:t>
+      <w:t>2026-10-05</w:t>
       <w:br/>
       <w:br/>
     </w:r>

--- a/klagomål/A 27902-2023 FSC-klagomål.docx
+++ b/klagomål/A 27902-2023 FSC-klagomål.docx
@@ -652,7 +652,7 @@
     <w:r>
       <w:tab/>
       <w:tab/>
-      <w:t>2026-10-05</w:t>
+      <w:t>2026-10-06</w:t>
       <w:br/>
       <w:br/>
     </w:r>

--- a/klagomål/A 27902-2023 FSC-klagomål.docx
+++ b/klagomål/A 27902-2023 FSC-klagomål.docx
@@ -652,7 +652,7 @@
     <w:r>
       <w:tab/>
       <w:tab/>
-      <w:t>2026-10-06</w:t>
+      <w:t>2026-10-07</w:t>
       <w:br/>
       <w:br/>
     </w:r>

--- a/klagomål/A 27902-2023 FSC-klagomål.docx
+++ b/klagomål/A 27902-2023 FSC-klagomål.docx
@@ -652,7 +652,7 @@
     <w:r>
       <w:tab/>
       <w:tab/>
-      <w:t>2026-10-07</w:t>
+      <w:t>2026-10-08</w:t>
       <w:br/>
       <w:br/>
     </w:r>

--- a/klagomål/A 27902-2023 FSC-klagomål.docx
+++ b/klagomål/A 27902-2023 FSC-klagomål.docx
@@ -652,7 +652,7 @@
     <w:r>
       <w:tab/>
       <w:tab/>
-      <w:t>2026-10-08</w:t>
+      <w:t>2026-10-09</w:t>
       <w:br/>
       <w:br/>
     </w:r>

--- a/klagomål/A 27902-2023 FSC-klagomål.docx
+++ b/klagomål/A 27902-2023 FSC-klagomål.docx
@@ -652,7 +652,7 @@
     <w:r>
       <w:tab/>
       <w:tab/>
-      <w:t>2026-10-09</w:t>
+      <w:t>2026-10-10</w:t>
       <w:br/>
       <w:br/>
     </w:r>

--- a/klagomål/A 27902-2023 FSC-klagomål.docx
+++ b/klagomål/A 27902-2023 FSC-klagomål.docx
@@ -652,7 +652,7 @@
     <w:r>
       <w:tab/>
       <w:tab/>
-      <w:t>2026-10-10</w:t>
+      <w:t>2026-10-11</w:t>
       <w:br/>
       <w:br/>
     </w:r>

--- a/klagomål/A 27902-2023 FSC-klagomål.docx
+++ b/klagomål/A 27902-2023 FSC-klagomål.docx
@@ -652,7 +652,7 @@
     <w:r>
       <w:tab/>
       <w:tab/>
-      <w:t>2026-10-11</w:t>
+      <w:t>2026-10-12</w:t>
       <w:br/>
       <w:br/>
     </w:r>

--- a/klagomål/A 27902-2023 FSC-klagomål.docx
+++ b/klagomål/A 27902-2023 FSC-klagomål.docx
@@ -652,7 +652,7 @@
     <w:r>
       <w:tab/>
       <w:tab/>
-      <w:t>2026-10-12</w:t>
+      <w:t>2026-10-13</w:t>
       <w:br/>
       <w:br/>
     </w:r>

--- a/klagomål/A 27902-2023 FSC-klagomål.docx
+++ b/klagomål/A 27902-2023 FSC-klagomål.docx
@@ -652,7 +652,7 @@
     <w:r>
       <w:tab/>
       <w:tab/>
-      <w:t>2026-10-13</w:t>
+      <w:t>2026-10-14</w:t>
       <w:br/>
       <w:br/>
     </w:r>

--- a/klagomål/A 27902-2023 FSC-klagomål.docx
+++ b/klagomål/A 27902-2023 FSC-klagomål.docx
@@ -652,7 +652,7 @@
     <w:r>
       <w:tab/>
       <w:tab/>
-      <w:t>2026-10-14</w:t>
+      <w:t>2026-10-15</w:t>
       <w:br/>
       <w:br/>
     </w:r>

--- a/klagomål/A 27902-2023 FSC-klagomål.docx
+++ b/klagomål/A 27902-2023 FSC-klagomål.docx
@@ -652,7 +652,7 @@
     <w:r>
       <w:tab/>
       <w:tab/>
-      <w:t>2026-10-15</w:t>
+      <w:t>2026-10-16</w:t>
       <w:br/>
       <w:br/>
     </w:r>

--- a/klagomål/A 27902-2023 FSC-klagomål.docx
+++ b/klagomål/A 27902-2023 FSC-klagomål.docx
@@ -652,7 +652,7 @@
     <w:r>
       <w:tab/>
       <w:tab/>
-      <w:t>2026-10-16</w:t>
+      <w:t>2026-10-17</w:t>
       <w:br/>
       <w:br/>
     </w:r>

--- a/klagomål/A 27902-2023 FSC-klagomål.docx
+++ b/klagomål/A 27902-2023 FSC-klagomål.docx
@@ -652,7 +652,7 @@
     <w:r>
       <w:tab/>
       <w:tab/>
-      <w:t>2026-10-17</w:t>
+      <w:t>2026-10-18</w:t>
       <w:br/>
       <w:br/>
     </w:r>

--- a/klagomål/A 27902-2023 FSC-klagomål.docx
+++ b/klagomål/A 27902-2023 FSC-klagomål.docx
@@ -652,7 +652,7 @@
     <w:r>
       <w:tab/>
       <w:tab/>
-      <w:t>2026-10-18</w:t>
+      <w:t>2026-10-19</w:t>
       <w:br/>
       <w:br/>
     </w:r>

--- a/klagomål/A 27902-2023 FSC-klagomål.docx
+++ b/klagomål/A 27902-2023 FSC-klagomål.docx
@@ -652,7 +652,7 @@
     <w:r>
       <w:tab/>
       <w:tab/>
-      <w:t>2026-10-19</w:t>
+      <w:t>2026-10-20</w:t>
       <w:br/>
       <w:br/>
     </w:r>

--- a/klagomål/A 27902-2023 FSC-klagomål.docx
+++ b/klagomål/A 27902-2023 FSC-klagomål.docx
@@ -652,7 +652,7 @@
     <w:r>
       <w:tab/>
       <w:tab/>
-      <w:t>2026-10-20</w:t>
+      <w:t>2026-10-21</w:t>
       <w:br/>
       <w:br/>
     </w:r>

--- a/klagomål/A 27902-2023 FSC-klagomål.docx
+++ b/klagomål/A 27902-2023 FSC-klagomål.docx
@@ -652,7 +652,7 @@
     <w:r>
       <w:tab/>
       <w:tab/>
-      <w:t>2026-10-21</w:t>
+      <w:t>2026-10-22</w:t>
       <w:br/>
       <w:br/>
     </w:r>

--- a/klagomål/A 27902-2023 FSC-klagomål.docx
+++ b/klagomål/A 27902-2023 FSC-klagomål.docx
@@ -652,7 +652,7 @@
     <w:r>
       <w:tab/>
       <w:tab/>
-      <w:t>2026-10-22</w:t>
+      <w:t>2026-10-23</w:t>
       <w:br/>
       <w:br/>
     </w:r>

--- a/klagomål/A 27902-2023 FSC-klagomål.docx
+++ b/klagomål/A 27902-2023 FSC-klagomål.docx
@@ -652,7 +652,7 @@
     <w:r>
       <w:tab/>
       <w:tab/>
-      <w:t>2026-10-23</w:t>
+      <w:t>2026-10-24</w:t>
       <w:br/>
       <w:br/>
     </w:r>

--- a/klagomål/A 27902-2023 FSC-klagomål.docx
+++ b/klagomål/A 27902-2023 FSC-klagomål.docx
@@ -652,7 +652,7 @@
     <w:r>
       <w:tab/>
       <w:tab/>
-      <w:t>2026-10-24</w:t>
+      <w:t>2026-10-25</w:t>
       <w:br/>
       <w:br/>
     </w:r>

--- a/klagomål/A 27902-2023 FSC-klagomål.docx
+++ b/klagomål/A 27902-2023 FSC-klagomål.docx
@@ -652,7 +652,7 @@
     <w:r>
       <w:tab/>
       <w:tab/>
-      <w:t>2026-10-25</w:t>
+      <w:t>2026-10-26</w:t>
       <w:br/>
       <w:br/>
     </w:r>

--- a/klagomål/A 27902-2023 FSC-klagomål.docx
+++ b/klagomål/A 27902-2023 FSC-klagomål.docx
@@ -652,7 +652,7 @@
     <w:r>
       <w:tab/>
       <w:tab/>
-      <w:t>2026-10-26</w:t>
+      <w:t>2026-10-27</w:t>
       <w:br/>
       <w:br/>
     </w:r>

--- a/klagomål/A 27902-2023 FSC-klagomål.docx
+++ b/klagomål/A 27902-2023 FSC-klagomål.docx
@@ -652,7 +652,7 @@
     <w:r>
       <w:tab/>
       <w:tab/>
-      <w:t>2026-10-27</w:t>
+      <w:t>2026-10-28</w:t>
       <w:br/>
       <w:br/>
     </w:r>

--- a/klagomål/A 27902-2023 FSC-klagomål.docx
+++ b/klagomål/A 27902-2023 FSC-klagomål.docx
@@ -652,7 +652,7 @@
     <w:r>
       <w:tab/>
       <w:tab/>
-      <w:t>2026-10-28</w:t>
+      <w:t>2026-10-29</w:t>
       <w:br/>
       <w:br/>
     </w:r>

--- a/klagomål/A 27902-2023 FSC-klagomål.docx
+++ b/klagomål/A 27902-2023 FSC-klagomål.docx
@@ -178,7 +178,7 @@
       <w:r>
         <w:drawing>
           <wp:inline xmlns:a="http://schemas.openxmlformats.org/drawingml/2006/main" xmlns:pic="http://schemas.openxmlformats.org/drawingml/2006/picture">
-            <wp:extent cx="5486400" cy="4204355"/>
+            <wp:extent cx="5486400" cy="4441910"/>
             <wp:docPr id="1" name="Picture 1"/>
             <wp:cNvGraphicFramePr>
               <a:graphicFrameLocks noChangeAspect="1"/>
@@ -199,7 +199,7 @@
                   <pic:spPr>
                     <a:xfrm>
                       <a:off x="0" y="0"/>
-                      <a:ext cx="5486400" cy="4204355"/>
+                      <a:ext cx="5486400" cy="4441910"/>
                     </a:xfrm>
                     <a:prstGeom prst="rect"/>
                   </pic:spPr>
@@ -216,12 +216,12 @@
         <w:spacing w:after="240"/>
       </w:pPr>
       <w:r>
-        <w:t>Figur 1. Fyndplatser för naturvårdsarter i avverkningsanmälan. Markörer utan svart kant är placerade på fyndplatsen. Markörer med svart kant är placerade vid sidan av fyndplatsen och har ett svart streck som visar fyndplatsens exakta position. Kartans mittpunktskoordinat är N 6199175, E 411134 i SWEREF 99 TM.</w:t>
+        <w:t>Figur 1. Fyndplatser för naturvårdsarter i och inom 11 meter från avverkningsanmälan. Markörer utan svart kant är placerade på fyndplatsen. Markörer med svart kant är placerade vid sidan av fyndplatsen och har ett svart streck som visar fyndplatsens exakta position. Kartans mittpunktskoordinat är N 6199175, E 411134 i SWEREF 99 TM.</w:t>
       </w:r>
     </w:p>
     <w:p>
       <w:r>
-        <w:t>I avverkningsanmälan finns fynd av 1 naturvårdsarter, varav 1 är rödlistad: skogsalm (EN). Se Figur 1.</w:t>
+        <w:t>I och inom 11 meter från avverkningsanmälan finns fynd av 7 naturvårdsarter, varav 1 är rödlistad och 6 är typiska (T): skogsalm (EN), bäckbräsma (T), humleblomster (T), majbräken (T), rankstarr (T), skärmstarr (T) och stjärnstarr (T). Se Figur 1.</w:t>
       </w:r>
     </w:p>
     <w:p>
@@ -245,6 +245,153 @@
     <w:p>
       <w:r>
         <w:t>Nedan följer beskrivningar av de naturvårdsarter och fridlysta arter som har sina livsmiljöer och växtplatser i den avverkningsanmälda skogen. De påträffade naturvårdsarterna är ett tydligt kvitto på att det rör sig om en skog med höga naturvärden.</w:t>
+      </w:r>
+    </w:p>
+    <w:p>
+      <w:r>
+        <w:rPr>
+          <w:b/>
+        </w:rPr>
+        <w:t>Bäckbräsma</w:t>
+      </w:r>
+      <w:r>
+        <w:t xml:space="preserve"> är typisk art för </w:t>
+      </w:r>
+      <w:r>
+        <w:rPr>
+          <w:i/>
+        </w:rPr>
+        <w:t xml:space="preserve">9080 Lövsumpskog, 9750 Svämlövskog, 7160 Källor och källkärr </w:t>
+      </w:r>
+      <w:r>
+        <w:t xml:space="preserve">och </w:t>
+      </w:r>
+      <w:r>
+        <w:rPr>
+          <w:i/>
+        </w:rPr>
+        <w:t>7310 Aapamyrar</w:t>
+      </w:r>
+      <w:r>
+        <w:t xml:space="preserve"> (SLU Artdatabanken, 2025).</w:t>
+      </w:r>
+    </w:p>
+    <w:p>
+      <w:r>
+        <w:rPr>
+          <w:b/>
+        </w:rPr>
+        <w:t>Humleblomster</w:t>
+      </w:r>
+      <w:r>
+        <w:t xml:space="preserve"> är typisk art för </w:t>
+      </w:r>
+      <w:r>
+        <w:rPr>
+          <w:i/>
+        </w:rPr>
+        <w:t xml:space="preserve">9040 Fjällbjörkskog </w:t>
+      </w:r>
+      <w:r>
+        <w:t>(SLU Artdatabanken, 2025).</w:t>
+      </w:r>
+    </w:p>
+    <w:p>
+      <w:r>
+        <w:rPr>
+          <w:b/>
+        </w:rPr>
+        <w:t xml:space="preserve">Majbräken </w:t>
+      </w:r>
+      <w:r>
+        <w:t xml:space="preserve">är typisk art för </w:t>
+      </w:r>
+      <w:r>
+        <w:rPr>
+          <w:i/>
+        </w:rPr>
+        <w:t xml:space="preserve">9050 Näringsrik granskog </w:t>
+      </w:r>
+      <w:r>
+        <w:t>och</w:t>
+      </w:r>
+      <w:r>
+        <w:rPr>
+          <w:i/>
+        </w:rPr>
+        <w:t xml:space="preserve"> 9750 Svämlövskog </w:t>
+      </w:r>
+      <w:r>
+        <w:t>(SLU Artdatabanken, 2025).</w:t>
+      </w:r>
+    </w:p>
+    <w:p>
+      <w:r>
+        <w:rPr>
+          <w:b/>
+        </w:rPr>
+        <w:t xml:space="preserve">Rankstarr </w:t>
+      </w:r>
+      <w:r>
+        <w:t xml:space="preserve">är typisk art för </w:t>
+      </w:r>
+      <w:r>
+        <w:rPr>
+          <w:i/>
+        </w:rPr>
+        <w:t xml:space="preserve">9080 Lövsumpskog </w:t>
+      </w:r>
+      <w:r>
+        <w:t>(SLU Artdatabanken, 2025).</w:t>
+      </w:r>
+    </w:p>
+    <w:p>
+      <w:r>
+        <w:rPr>
+          <w:b/>
+        </w:rPr>
+        <w:t xml:space="preserve">Skärmstarr </w:t>
+      </w:r>
+      <w:r>
+        <w:t xml:space="preserve">är typisk art för </w:t>
+      </w:r>
+      <w:r>
+        <w:rPr>
+          <w:i/>
+        </w:rPr>
+        <w:t xml:space="preserve">9080 Lövsumpskog </w:t>
+      </w:r>
+      <w:r>
+        <w:t>(SLU Artdatabanken, 2025).</w:t>
+      </w:r>
+    </w:p>
+    <w:p>
+      <w:r>
+        <w:rPr>
+          <w:b/>
+        </w:rPr>
+        <w:t xml:space="preserve">Stjärnstarr </w:t>
+      </w:r>
+      <w:r>
+        <w:t xml:space="preserve">är typisk art för </w:t>
+      </w:r>
+      <w:r>
+        <w:rPr>
+          <w:i/>
+        </w:rPr>
+        <w:t xml:space="preserve">9740 Skogsbevuxen myr, 7310 Aapamyrar </w:t>
+      </w:r>
+      <w:r>
+        <w:t>och</w:t>
+      </w:r>
+      <w:r>
+        <w:rPr>
+          <w:i/>
+        </w:rPr>
+        <w:t xml:space="preserve"> 6410 Fuktängar </w:t>
+      </w:r>
+      <w:r>
+        <w:t>(SLU Artdatabanken, 2025).</w:t>
       </w:r>
     </w:p>
     <w:p>
@@ -337,7 +484,7 @@
         <w:rPr>
           <w:i/>
         </w:rPr>
-        <w:t>I det avverkningsanmälda skogsområdet har 1 naturvårdsarter varav 1 rödlistade arter sina livsmiljöer och växtplatser.</w:t>
+        <w:t>I det avverkningsanmälda skogsområdet har 7 naturvårdsarter varav 1 rödlistade arter sina livsmiljöer och växtplatser.</w:t>
       </w:r>
     </w:p>
     <w:p>
@@ -652,7 +799,7 @@
     <w:r>
       <w:tab/>
       <w:tab/>
-      <w:t>2026-10-29</w:t>
+      <w:t>2026-10-31</w:t>
       <w:br/>
       <w:br/>
     </w:r>
